--- a/samples/mutual-nda.docx
+++ b/samples/mutual-nda.docx
@@ -124,7 +124,7 @@
         <w:spacing w:after="160"/>
       </w:pPr>
       <w:r>
-        <w:t xml:space="preserve">This Agreement is effective from the date first written above and continues for {term_years} years. The obligations of confidentiality survive for {survival_years} years after expiry or termination.</w:t>
+        <w:t xml:space="preserve">This Agreement is effective from the date first written above and continues for {term_years} years. The obligations of confidentiality survive for {survival_years} years after expiry or termination, except that information which is a trade secret under applicable law stays protected for as long as it remains a trade secret.</w:t>
       </w:r>
     </w:p>
     <w:p>
